--- a/Corte1/PrimerParcialPractico/Primer_Parcial_Práctico_DesarrolloMovil_2026-1.docx
+++ b/Corte1/PrimerParcialPractico/Primer_Parcial_Práctico_DesarrolloMovil_2026-1.docx
@@ -86,8 +86,23 @@
           <w:lang w:eastAsia="en-US"/>
           <w14:ligatures w14:val="standardContextual"/>
         </w:rPr>
-        <w:t>Parcial — ComuniBarrio</w:t>
-      </w:r>
+        <w:t xml:space="preserve">Parcial — </w:t>
+      </w:r>
+      <w:proofErr w:type="spellStart"/>
+      <w:r>
+        <w:rPr>
+          <w:rFonts w:ascii="Segoe UI Emoji" w:eastAsiaTheme="minorHAnsi" w:hAnsi="Segoe UI Emoji" w:cs="Segoe UI Emoji"/>
+          <w:b/>
+          <w:bCs/>
+          <w:kern w:val="2"/>
+          <w:sz w:val="22"/>
+          <w:szCs w:val="22"/>
+          <w:lang w:eastAsia="en-US"/>
+          <w14:ligatures w14:val="standardContextual"/>
+        </w:rPr>
+        <w:t>ComuniBarrio</w:t>
+      </w:r>
+      <w:proofErr w:type="spellEnd"/>
     </w:p>
     <w:p>
       <w:pPr>
@@ -147,7 +162,15 @@
         <w:spacing w:before="80" w:after="40"/>
       </w:pPr>
       <w:r>
-        <w:t>Al finalizar debe entregar: (1) este documento con todas sus respuestas, y (2) el enlace al repositorio (GitHub/GitLab) donde cargó el proyecto de Android Studio.</w:t>
+        <w:t>Al finalizar debe entregar: (1) este documento con todas sus respuestas, y (2) el enlace al repositorio (GitHub/</w:t>
+      </w:r>
+      <w:proofErr w:type="spellStart"/>
+      <w:r>
+        <w:t>GitLab</w:t>
+      </w:r>
+      <w:proofErr w:type="spellEnd"/>
+      <w:r>
+        <w:t>) donde cargó el proyecto de Android Studio.</w:t>
       </w:r>
     </w:p>
     <w:p>
@@ -168,6 +191,7 @@
         <w:spacing w:before="100" w:after="60"/>
         <w:jc w:val="center"/>
       </w:pPr>
+      <w:proofErr w:type="gramStart"/>
       <w:r>
         <w:rPr>
           <w:b/>
@@ -175,13 +199,9 @@
           <w:sz w:val="22"/>
           <w:szCs w:val="22"/>
         </w:rPr>
-        <w:t>📋  CASO DE ESTUDIO — ComuniBarrio</w:t>
-      </w:r>
-    </w:p>
-    <w:p>
-      <w:pPr>
-        <w:spacing w:after="100"/>
-      </w:pPr>
+        <w:t>📋  CASO</w:t>
+      </w:r>
+      <w:proofErr w:type="gramEnd"/>
       <w:r>
         <w:rPr>
           <w:b/>
@@ -189,8 +209,64 @@
           <w:sz w:val="22"/>
           <w:szCs w:val="22"/>
         </w:rPr>
-        <w:t>🏘️  La historia de ComuniBarrio</w:t>
-      </w:r>
+        <w:t xml:space="preserve"> DE ESTUDIO — </w:t>
+      </w:r>
+      <w:proofErr w:type="spellStart"/>
+      <w:r>
+        <w:rPr>
+          <w:b/>
+          <w:bCs/>
+          <w:sz w:val="22"/>
+          <w:szCs w:val="22"/>
+        </w:rPr>
+        <w:t>ComuniBarrio</w:t>
+      </w:r>
+      <w:proofErr w:type="spellEnd"/>
+    </w:p>
+    <w:p>
+      <w:pPr>
+        <w:spacing w:after="100"/>
+      </w:pPr>
+      <w:r>
+        <w:rPr>
+          <w:b/>
+          <w:bCs/>
+          <w:sz w:val="22"/>
+          <w:szCs w:val="22"/>
+        </w:rPr>
+        <w:t>🏘</w:t>
+      </w:r>
+      <w:proofErr w:type="gramStart"/>
+      <w:r>
+        <w:rPr>
+          <w:b/>
+          <w:bCs/>
+          <w:sz w:val="22"/>
+          <w:szCs w:val="22"/>
+        </w:rPr>
+        <w:t>️  La</w:t>
+      </w:r>
+      <w:proofErr w:type="gramEnd"/>
+      <w:r>
+        <w:rPr>
+          <w:b/>
+          <w:bCs/>
+          <w:sz w:val="22"/>
+          <w:szCs w:val="22"/>
+        </w:rPr>
+        <w:t xml:space="preserve"> historia de </w:t>
+      </w:r>
+      <w:proofErr w:type="spellStart"/>
+      <w:r>
+        <w:rPr>
+          <w:b/>
+          <w:bCs/>
+          <w:sz w:val="22"/>
+          <w:szCs w:val="22"/>
+        </w:rPr>
+        <w:t>ComuniBarrio</w:t>
+      </w:r>
+      <w:proofErr w:type="spellEnd"/>
     </w:p>
     <w:p>
       <w:pPr>
@@ -737,6 +813,7 @@
       <w:pPr>
         <w:spacing w:before="100" w:after="60"/>
       </w:pPr>
+      <w:proofErr w:type="gramStart"/>
       <w:r>
         <w:rPr>
           <w:b/>
@@ -745,7 +822,17 @@
           <w:szCs w:val="22"/>
         </w:rPr>
         <w:lastRenderedPageBreak/>
-        <w:t>✅  ACTIVIDADES A DESARROLLAR</w:t>
+        <w:t>✅  ACTIVIDADES</w:t>
+      </w:r>
+      <w:proofErr w:type="gramEnd"/>
+      <w:r>
+        <w:rPr>
+          <w:b/>
+          <w:bCs/>
+          <w:sz w:val="22"/>
+          <w:szCs w:val="22"/>
+        </w:rPr>
+        <w:t xml:space="preserve"> A DESARROLLAR</w:t>
       </w:r>
     </w:p>
     <w:p>
@@ -965,8 +1052,17 @@
                 <w:sz w:val="19"/>
                 <w:szCs w:val="19"/>
               </w:rPr>
-              <w:t>Escriba el enunciado del problema en 2–3 oraciones: ¿quién tiene el problema, qué pasa, qué consecuencia genera?</w:t>
-            </w:r>
+              <w:t xml:space="preserve">Escriba el enunciado del problema en 2–3 oraciones: ¿quién tiene el problema, </w:t>
+            </w:r>
+            <w:proofErr w:type="gramStart"/>
+            <w:r>
+              <w:rPr>
+                <w:sz w:val="19"/>
+                <w:szCs w:val="19"/>
+              </w:rPr>
+              <w:t>qué pasa, qué consecuencia genera?</w:t>
+            </w:r>
+            <w:proofErr w:type="gramEnd"/>
             <w:r>
               <w:rPr>
                 <w:sz w:val="19"/>
@@ -1102,7 +1198,23 @@
                 <w:sz w:val="19"/>
                 <w:szCs w:val="19"/>
               </w:rPr>
-              <w:t>Para cada uno indique: nombre/rol, edad aproximada, nivel de manejo del celular (básico / medio / avanzado) y qué necesita hacer en la app.</w:t>
+              <w:t xml:space="preserve">Para cada uno indique: nombre/rol, edad aproximada, nivel de manejo del celular (básico / medio / avanzado) y qué necesita hacer en la </w:t>
+            </w:r>
+            <w:proofErr w:type="gramStart"/>
+            <w:r>
+              <w:rPr>
+                <w:sz w:val="19"/>
+                <w:szCs w:val="19"/>
+              </w:rPr>
+              <w:t>app</w:t>
+            </w:r>
+            <w:proofErr w:type="gramEnd"/>
+            <w:r>
+              <w:rPr>
+                <w:sz w:val="19"/>
+                <w:szCs w:val="19"/>
+              </w:rPr>
+              <w:t>.</w:t>
             </w:r>
           </w:p>
         </w:tc>
@@ -1445,7 +1557,23 @@
                 <w:sz w:val="19"/>
                 <w:szCs w:val="19"/>
               </w:rPr>
-              <w:t xml:space="preserve"> Figma, Adjunte capturas </w:t>
+              <w:t xml:space="preserve"> </w:t>
+            </w:r>
+            <w:proofErr w:type="spellStart"/>
+            <w:r>
+              <w:rPr>
+                <w:sz w:val="19"/>
+                <w:szCs w:val="19"/>
+              </w:rPr>
+              <w:t>Figma</w:t>
+            </w:r>
+            <w:proofErr w:type="spellEnd"/>
+            <w:r>
+              <w:rPr>
+                <w:sz w:val="19"/>
+                <w:szCs w:val="19"/>
+              </w:rPr>
+              <w:t xml:space="preserve">, Adjunte capturas </w:t>
             </w:r>
             <w:r>
               <w:rPr>
@@ -1459,7 +1587,23 @@
                 <w:sz w:val="19"/>
                 <w:szCs w:val="19"/>
               </w:rPr>
-              <w:t xml:space="preserve"> incluya el link.</w:t>
+              <w:t xml:space="preserve"> incluya el </w:t>
+            </w:r>
+            <w:proofErr w:type="gramStart"/>
+            <w:r>
+              <w:rPr>
+                <w:sz w:val="19"/>
+                <w:szCs w:val="19"/>
+              </w:rPr>
+              <w:t>link</w:t>
+            </w:r>
+            <w:proofErr w:type="gramEnd"/>
+            <w:r>
+              <w:rPr>
+                <w:sz w:val="19"/>
+                <w:szCs w:val="19"/>
+              </w:rPr>
+              <w:t>.</w:t>
             </w:r>
           </w:p>
           <w:p>
@@ -1568,7 +1712,23 @@
                 <w:b/>
                 <w:bCs/>
               </w:rPr>
-              <w:t>Interfaz gráfica en Android Studio (Kotlin)</w:t>
+              <w:t>Interfaz gráfica en Android Studio (</w:t>
+            </w:r>
+            <w:proofErr w:type="spellStart"/>
+            <w:r>
+              <w:rPr>
+                <w:b/>
+                <w:bCs/>
+              </w:rPr>
+              <w:t>Kotlin</w:t>
+            </w:r>
+            <w:proofErr w:type="spellEnd"/>
+            <w:r>
+              <w:rPr>
+                <w:b/>
+                <w:bCs/>
+              </w:rPr>
+              <w:t>)</w:t>
             </w:r>
           </w:p>
           <w:p>
@@ -1592,7 +1752,23 @@
                 <w:sz w:val="19"/>
                 <w:szCs w:val="19"/>
               </w:rPr>
-              <w:t xml:space="preserve"> El proyecto debe llamarce Primer Parcial Practico.</w:t>
+              <w:t xml:space="preserve"> El proyecto debe </w:t>
+            </w:r>
+            <w:proofErr w:type="spellStart"/>
+            <w:r>
+              <w:rPr>
+                <w:sz w:val="19"/>
+                <w:szCs w:val="19"/>
+              </w:rPr>
+              <w:t>llamarce</w:t>
+            </w:r>
+            <w:proofErr w:type="spellEnd"/>
+            <w:r>
+              <w:rPr>
+                <w:sz w:val="19"/>
+                <w:szCs w:val="19"/>
+              </w:rPr>
+              <w:t xml:space="preserve"> Primer Parcial Practico.</w:t>
             </w:r>
           </w:p>
           <w:p>
@@ -1609,7 +1785,55 @@
                 <w:sz w:val="19"/>
                 <w:szCs w:val="19"/>
               </w:rPr>
-              <w:t>Debe contener componentes XML visibles (TextView, EditText, Button, RecyclerView, etc.) acordes con el prototipo.</w:t>
+              <w:t>Debe contener componentes XML visibles (</w:t>
+            </w:r>
+            <w:proofErr w:type="spellStart"/>
+            <w:r>
+              <w:rPr>
+                <w:sz w:val="19"/>
+                <w:szCs w:val="19"/>
+              </w:rPr>
+              <w:t>TextView</w:t>
+            </w:r>
+            <w:proofErr w:type="spellEnd"/>
+            <w:r>
+              <w:rPr>
+                <w:sz w:val="19"/>
+                <w:szCs w:val="19"/>
+              </w:rPr>
+              <w:t xml:space="preserve">, </w:t>
+            </w:r>
+            <w:proofErr w:type="spellStart"/>
+            <w:r>
+              <w:rPr>
+                <w:sz w:val="19"/>
+                <w:szCs w:val="19"/>
+              </w:rPr>
+              <w:t>EditText</w:t>
+            </w:r>
+            <w:proofErr w:type="spellEnd"/>
+            <w:r>
+              <w:rPr>
+                <w:sz w:val="19"/>
+                <w:szCs w:val="19"/>
+              </w:rPr>
+              <w:t xml:space="preserve">, Button, </w:t>
+            </w:r>
+            <w:proofErr w:type="spellStart"/>
+            <w:r>
+              <w:rPr>
+                <w:sz w:val="19"/>
+                <w:szCs w:val="19"/>
+              </w:rPr>
+              <w:t>RecyclerView</w:t>
+            </w:r>
+            <w:proofErr w:type="spellEnd"/>
+            <w:r>
+              <w:rPr>
+                <w:sz w:val="19"/>
+                <w:szCs w:val="19"/>
+              </w:rPr>
+              <w:t>, etc.) acordes con el prototipo.</w:t>
             </w:r>
           </w:p>
           <w:p>
@@ -1626,7 +1850,23 @@
                 <w:sz w:val="19"/>
                 <w:szCs w:val="19"/>
               </w:rPr>
-              <w:t>El layout debe verse organizado y corresponder al diseño realizado.</w:t>
+              <w:t xml:space="preserve">El </w:t>
+            </w:r>
+            <w:proofErr w:type="spellStart"/>
+            <w:r>
+              <w:rPr>
+                <w:sz w:val="19"/>
+                <w:szCs w:val="19"/>
+              </w:rPr>
+              <w:t>layout</w:t>
+            </w:r>
+            <w:proofErr w:type="spellEnd"/>
+            <w:r>
+              <w:rPr>
+                <w:sz w:val="19"/>
+                <w:szCs w:val="19"/>
+              </w:rPr>
+              <w:t xml:space="preserve"> debe verse organizado y corresponder al diseño realizado.</w:t>
             </w:r>
           </w:p>
         </w:tc>
@@ -1722,8 +1962,17 @@
                 <w:b/>
                 <w:bCs/>
               </w:rPr>
-              <w:t>Codificación de una funcionalidad en Kotlin</w:t>
-            </w:r>
+              <w:t xml:space="preserve">Codificación de una funcionalidad en </w:t>
+            </w:r>
+            <w:proofErr w:type="spellStart"/>
+            <w:r>
+              <w:rPr>
+                <w:b/>
+                <w:bCs/>
+              </w:rPr>
+              <w:t>Kotlin</w:t>
+            </w:r>
+            <w:proofErr w:type="spellEnd"/>
           </w:p>
           <w:p>
             <w:pPr>
@@ -1739,7 +1988,23 @@
                 <w:sz w:val="19"/>
                 <w:szCs w:val="19"/>
               </w:rPr>
-              <w:t>Implemente en Kotlin al menos una función relacionada con la necesidad elegida.</w:t>
+              <w:t xml:space="preserve">Implemente en </w:t>
+            </w:r>
+            <w:proofErr w:type="spellStart"/>
+            <w:r>
+              <w:rPr>
+                <w:sz w:val="19"/>
+                <w:szCs w:val="19"/>
+              </w:rPr>
+              <w:t>Kotlin</w:t>
+            </w:r>
+            <w:proofErr w:type="spellEnd"/>
+            <w:r>
+              <w:rPr>
+                <w:sz w:val="19"/>
+                <w:szCs w:val="19"/>
+              </w:rPr>
+              <w:t xml:space="preserve"> al menos una función relacionada con la necesidad elegida.</w:t>
             </w:r>
           </w:p>
           <w:p>
@@ -1756,7 +2021,71 @@
                 <w:sz w:val="19"/>
                 <w:szCs w:val="19"/>
               </w:rPr>
-              <w:t>Debe usar al menos uno de: variables, condicional (if / when), ciclo (for / while), función con parámetros</w:t>
+              <w:t>Debe usar al menos uno de: variables, condicional (</w:t>
+            </w:r>
+            <w:proofErr w:type="spellStart"/>
+            <w:r>
+              <w:rPr>
+                <w:sz w:val="19"/>
+                <w:szCs w:val="19"/>
+              </w:rPr>
+              <w:t>if</w:t>
+            </w:r>
+            <w:proofErr w:type="spellEnd"/>
+            <w:r>
+              <w:rPr>
+                <w:sz w:val="19"/>
+                <w:szCs w:val="19"/>
+              </w:rPr>
+              <w:t xml:space="preserve"> / </w:t>
+            </w:r>
+            <w:proofErr w:type="spellStart"/>
+            <w:r>
+              <w:rPr>
+                <w:sz w:val="19"/>
+                <w:szCs w:val="19"/>
+              </w:rPr>
+              <w:t>when</w:t>
+            </w:r>
+            <w:proofErr w:type="spellEnd"/>
+            <w:r>
+              <w:rPr>
+                <w:sz w:val="19"/>
+                <w:szCs w:val="19"/>
+              </w:rPr>
+              <w:t>), ciclo (</w:t>
+            </w:r>
+            <w:proofErr w:type="spellStart"/>
+            <w:r>
+              <w:rPr>
+                <w:sz w:val="19"/>
+                <w:szCs w:val="19"/>
+              </w:rPr>
+              <w:t>for</w:t>
+            </w:r>
+            <w:proofErr w:type="spellEnd"/>
+            <w:r>
+              <w:rPr>
+                <w:sz w:val="19"/>
+                <w:szCs w:val="19"/>
+              </w:rPr>
+              <w:t xml:space="preserve"> / </w:t>
+            </w:r>
+            <w:proofErr w:type="spellStart"/>
+            <w:r>
+              <w:rPr>
+                <w:sz w:val="19"/>
+                <w:szCs w:val="19"/>
+              </w:rPr>
+              <w:t>while</w:t>
+            </w:r>
+            <w:proofErr w:type="spellEnd"/>
+            <w:r>
+              <w:rPr>
+                <w:sz w:val="19"/>
+                <w:szCs w:val="19"/>
+              </w:rPr>
+              <w:t>), función con parámetros</w:t>
             </w:r>
             <w:r>
               <w:rPr>
@@ -1780,7 +2109,23 @@
                 <w:sz w:val="19"/>
                 <w:szCs w:val="19"/>
               </w:rPr>
-              <w:t>La función debe estar conectada a la interfaz (responder a un clic de botón con setOnClickListener).</w:t>
+              <w:t xml:space="preserve">La función debe estar conectada a la interfaz (responder a un clic de botón con </w:t>
+            </w:r>
+            <w:proofErr w:type="spellStart"/>
+            <w:r>
+              <w:rPr>
+                <w:sz w:val="19"/>
+                <w:szCs w:val="19"/>
+              </w:rPr>
+              <w:t>setOnClickListener</w:t>
+            </w:r>
+            <w:proofErr w:type="spellEnd"/>
+            <w:r>
+              <w:rPr>
+                <w:sz w:val="19"/>
+                <w:szCs w:val="19"/>
+              </w:rPr>
+              <w:t>).</w:t>
             </w:r>
             <w:r>
               <w:rPr>
@@ -1839,6 +2184,7 @@
           <w:bCs/>
         </w:rPr>
       </w:pPr>
+      <w:proofErr w:type="gramStart"/>
       <w:r>
         <w:rPr>
           <w:b/>
@@ -1848,6 +2194,7 @@
         </w:rPr>
         <w:t>📤  ENTREGA</w:t>
       </w:r>
+      <w:proofErr w:type="gramEnd"/>
     </w:p>
     <w:p>
       <w:pPr>
@@ -1884,7 +2231,23 @@
           <w:sz w:val="19"/>
           <w:szCs w:val="19"/>
         </w:rPr>
-        <w:t>completamente diligenciado (actividades 1, 2 y 3 escritas; actividad 4 con capturas del prototipo o link).</w:t>
+        <w:t xml:space="preserve">completamente diligenciado (actividades 1, 2 y 3 escritas; actividad 4 con capturas del prototipo o </w:t>
+      </w:r>
+      <w:proofErr w:type="gramStart"/>
+      <w:r>
+        <w:rPr>
+          <w:sz w:val="19"/>
+          <w:szCs w:val="19"/>
+        </w:rPr>
+        <w:t>link</w:t>
+      </w:r>
+      <w:proofErr w:type="gramEnd"/>
+      <w:r>
+        <w:rPr>
+          <w:sz w:val="19"/>
+          <w:szCs w:val="19"/>
+        </w:rPr>
+        <w:t>).</w:t>
       </w:r>
     </w:p>
     <w:p>
@@ -1911,7 +2274,23 @@
           <w:sz w:val="19"/>
           <w:szCs w:val="19"/>
         </w:rPr>
-        <w:t>(GitHub o GitLab) donde subió el proyecto de Android Studio con las actividades 5 y 6. El repositorio debe ser público o compartido con el docente.</w:t>
+        <w:t xml:space="preserve">(GitHub o </w:t>
+      </w:r>
+      <w:proofErr w:type="spellStart"/>
+      <w:r>
+        <w:rPr>
+          <w:sz w:val="19"/>
+          <w:szCs w:val="19"/>
+        </w:rPr>
+        <w:t>GitLab</w:t>
+      </w:r>
+      <w:proofErr w:type="spellEnd"/>
+      <w:r>
+        <w:rPr>
+          <w:sz w:val="19"/>
+          <w:szCs w:val="19"/>
+        </w:rPr>
+        <w:t>) donde subió el proyecto de Android Studio con las actividades 5 y 6. El repositorio debe ser público o compartido con el docente.</w:t>
       </w:r>
     </w:p>
     <w:p>
@@ -1974,7 +2353,27 @@
           <w:sz w:val="22"/>
           <w:szCs w:val="22"/>
         </w:rPr>
-        <w:t>✏️  ESPACIO DE RESPUESTAS — Actividades 1, 2 y 3</w:t>
+        <w:t>✏</w:t>
+      </w:r>
+      <w:proofErr w:type="gramStart"/>
+      <w:r>
+        <w:rPr>
+          <w:b/>
+          <w:bCs/>
+          <w:sz w:val="22"/>
+          <w:szCs w:val="22"/>
+        </w:rPr>
+        <w:t>️  ESPACIO</w:t>
+      </w:r>
+      <w:proofErr w:type="gramEnd"/>
+      <w:r>
+        <w:rPr>
+          <w:b/>
+          <w:bCs/>
+          <w:sz w:val="22"/>
+          <w:szCs w:val="22"/>
+        </w:rPr>
+        <w:t xml:space="preserve"> DE RESPUESTAS — Actividades 1, 2 y 3</w:t>
       </w:r>
     </w:p>
     <w:p>
@@ -2033,7 +2432,27 @@
           <w:sz w:val="18"/>
           <w:szCs w:val="18"/>
         </w:rPr>
-        <w:t xml:space="preserve"> porque el primer paso para una comunicación acertada (en un barrio por ejemplo) es que todos los involucrados se enteren de lo que sucede</w:t>
+        <w:t xml:space="preserve"> porque el primer paso para una comunicación acertada (en un </w:t>
+      </w:r>
+      <w:proofErr w:type="gramStart"/>
+      <w:r>
+        <w:rPr>
+          <w:b/>
+          <w:bCs/>
+          <w:sz w:val="18"/>
+          <w:szCs w:val="18"/>
+        </w:rPr>
+        <w:t>barrio</w:t>
+      </w:r>
+      <w:proofErr w:type="gramEnd"/>
+      <w:r>
+        <w:rPr>
+          <w:b/>
+          <w:bCs/>
+          <w:sz w:val="18"/>
+          <w:szCs w:val="18"/>
+        </w:rPr>
+        <w:t xml:space="preserve"> por ejemplo) es que todos los involucrados se enteren de lo que sucede</w:t>
       </w:r>
     </w:p>
     <w:p>
@@ -2268,7 +2687,27 @@
                 <w:sz w:val="17"/>
                 <w:szCs w:val="17"/>
               </w:rPr>
-              <w:t>¿Qué necesita hacer en la app?</w:t>
+              <w:t xml:space="preserve">¿Qué necesita hacer en la </w:t>
+            </w:r>
+            <w:proofErr w:type="gramStart"/>
+            <w:r>
+              <w:rPr>
+                <w:b/>
+                <w:bCs/>
+                <w:sz w:val="17"/>
+                <w:szCs w:val="17"/>
+              </w:rPr>
+              <w:t>app</w:t>
+            </w:r>
+            <w:proofErr w:type="gramEnd"/>
+            <w:r>
+              <w:rPr>
+                <w:b/>
+                <w:bCs/>
+                <w:sz w:val="17"/>
+                <w:szCs w:val="17"/>
+              </w:rPr>
+              <w:t>?</w:t>
             </w:r>
           </w:p>
         </w:tc>
@@ -2391,7 +2830,15 @@
           </w:tcPr>
           <w:p>
             <w:r>
-              <w:t>Básico (solo usa whatsapp o similares)</w:t>
+              <w:t xml:space="preserve">Básico (solo usa </w:t>
+            </w:r>
+            <w:proofErr w:type="spellStart"/>
+            <w:r>
+              <w:t>whatsapp</w:t>
+            </w:r>
+            <w:proofErr w:type="spellEnd"/>
+            <w:r>
+              <w:t xml:space="preserve"> o similares)</w:t>
             </w:r>
           </w:p>
         </w:tc>
@@ -2413,7 +2860,7 @@
           </w:tcPr>
           <w:p>
             <w:r>
-              <w:t>Ver, publicar y “eliminar” los anuncios que hacen las personas en el barrio</w:t>
+              <w:t>Ver, publicar y eliminar los anuncios que hacen las personas en el barrio</w:t>
             </w:r>
           </w:p>
         </w:tc>
@@ -2511,7 +2958,15 @@
           </w:tcPr>
           <w:p>
             <w:r>
-              <w:t xml:space="preserve">Medio (sabe usar redes sociales, paginas web, </w:t>
+              <w:t xml:space="preserve">Medio (sabe usar redes sociales, </w:t>
+            </w:r>
+            <w:proofErr w:type="spellStart"/>
+            <w:r>
+              <w:t>paginas</w:t>
+            </w:r>
+            <w:proofErr w:type="spellEnd"/>
+            <w:r>
+              <w:t xml:space="preserve"> web, </w:t>
             </w:r>
             <w:r>
               <w:t>etc. Para uso común)</w:t>
@@ -2646,7 +3101,13 @@
           </w:tcPr>
           <w:p>
             <w:r>
-              <w:t>El sistema debe permitir “eliminar” (ocultar) los anuncios pasados para el rol de Administrador</w:t>
+              <w:t xml:space="preserve">El sistema debe permitir </w:t>
+            </w:r>
+            <w:r>
+              <w:t xml:space="preserve">eliminar </w:t>
+            </w:r>
+            <w:r>
+              <w:t>los anuncios pasados para el rol de Administrador</w:t>
             </w:r>
           </w:p>
         </w:tc>
@@ -2788,7 +3249,39 @@
           <w:b/>
           <w:bCs/>
         </w:rPr>
-        <w:t xml:space="preserve"> link de Figma):</w:t>
+        <w:t xml:space="preserve"> </w:t>
+      </w:r>
+      <w:proofErr w:type="gramStart"/>
+      <w:r>
+        <w:rPr>
+          <w:b/>
+          <w:bCs/>
+        </w:rPr>
+        <w:t>link</w:t>
+      </w:r>
+      <w:proofErr w:type="gramEnd"/>
+      <w:r>
+        <w:rPr>
+          <w:b/>
+          <w:bCs/>
+        </w:rPr>
+        <w:t xml:space="preserve"> de </w:t>
+      </w:r>
+      <w:proofErr w:type="spellStart"/>
+      <w:r>
+        <w:rPr>
+          <w:b/>
+          <w:bCs/>
+        </w:rPr>
+        <w:t>Figma</w:t>
+      </w:r>
+      <w:proofErr w:type="spellEnd"/>
+      <w:r>
+        <w:rPr>
+          <w:b/>
+          <w:bCs/>
+        </w:rPr>
+        <w:t>):</w:t>
       </w:r>
     </w:p>
     <w:p>
@@ -2802,24 +3295,75 @@
           <w:sz w:val="18"/>
           <w:szCs w:val="18"/>
         </w:rPr>
-        <w:t>Pegue aquí las capturas del prototipo (Figma, papel escaneado, etc.) o escriba el link:</w:t>
-      </w:r>
-    </w:p>
-    <w:p>
-      <w:pPr>
-        <w:rPr>
+        <w:t>Pegue aquí las capturas del prototipo (</w:t>
+      </w:r>
+      <w:proofErr w:type="spellStart"/>
+      <w:r>
+        <w:rPr>
+          <w:i/>
+          <w:iCs/>
           <w:sz w:val="18"/>
           <w:szCs w:val="18"/>
         </w:rPr>
-      </w:pPr>
-      <w:r>
-        <w:rPr>
-          <w:b/>
-          <w:bCs/>
+        <w:t>Figma</w:t>
+      </w:r>
+      <w:proofErr w:type="spellEnd"/>
+      <w:r>
+        <w:rPr>
+          <w:i/>
+          <w:iCs/>
           <w:sz w:val="18"/>
           <w:szCs w:val="18"/>
         </w:rPr>
-        <w:t>Link:</w:t>
+        <w:t xml:space="preserve">, papel escaneado, etc.) o escriba el </w:t>
+      </w:r>
+      <w:proofErr w:type="gramStart"/>
+      <w:r>
+        <w:rPr>
+          <w:i/>
+          <w:iCs/>
+          <w:sz w:val="18"/>
+          <w:szCs w:val="18"/>
+        </w:rPr>
+        <w:t>link</w:t>
+      </w:r>
+      <w:proofErr w:type="gramEnd"/>
+      <w:r>
+        <w:rPr>
+          <w:i/>
+          <w:iCs/>
+          <w:sz w:val="18"/>
+          <w:szCs w:val="18"/>
+        </w:rPr>
+        <w:t>:</w:t>
+      </w:r>
+    </w:p>
+    <w:p>
+      <w:pPr>
+        <w:rPr>
+          <w:sz w:val="18"/>
+          <w:szCs w:val="18"/>
+        </w:rPr>
+      </w:pPr>
+      <w:proofErr w:type="gramStart"/>
+      <w:r>
+        <w:rPr>
+          <w:b/>
+          <w:bCs/>
+          <w:sz w:val="18"/>
+          <w:szCs w:val="18"/>
+        </w:rPr>
+        <w:t>Link</w:t>
+      </w:r>
+      <w:proofErr w:type="gramEnd"/>
+      <w:r>
+        <w:rPr>
+          <w:b/>
+          <w:bCs/>
+          <w:sz w:val="18"/>
+          <w:szCs w:val="18"/>
+        </w:rPr>
+        <w:t>:</w:t>
       </w:r>
       <w:r>
         <w:rPr>
@@ -2841,6 +3385,9 @@
     </w:p>
     <w:p>
       <w:r>
+        <w:rPr>
+          <w:noProof/>
+        </w:rPr>
         <w:lastRenderedPageBreak/>
         <w:drawing>
           <wp:inline distT="0" distB="0" distL="0" distR="0" wp14:anchorId="289C466F" wp14:editId="308FAF69">
@@ -2904,6 +3451,7 @@
           <w:szCs w:val="22"/>
         </w:rPr>
       </w:pPr>
+      <w:proofErr w:type="gramStart"/>
       <w:r>
         <w:rPr>
           <w:b/>
@@ -2911,7 +3459,17 @@
           <w:sz w:val="22"/>
           <w:szCs w:val="22"/>
         </w:rPr>
-        <w:t>🔗  ENLACE DEL REPOSITORIO</w:t>
+        <w:t>🔗  ENLACE</w:t>
+      </w:r>
+      <w:proofErr w:type="gramEnd"/>
+      <w:r>
+        <w:rPr>
+          <w:b/>
+          <w:bCs/>
+          <w:sz w:val="22"/>
+          <w:szCs w:val="22"/>
+        </w:rPr>
+        <w:t xml:space="preserve"> DEL REPOSITORIO</w:t>
       </w:r>
     </w:p>
     <w:p>
